--- a/Trimestre II/IEEE/Naiapp IEEE.docx
+++ b/Trimestre II/IEEE/Naiapp IEEE.docx
@@ -427,7 +427,6 @@
           <w:szCs w:val="24"/>
         </w:rPr>
       </w:pPr>
-      <w:proofErr w:type="spellStart"/>
       <w:r>
         <w:rPr>
           <w:color w:val="000000" w:themeColor="text1"/>
@@ -436,7 +435,6 @@
         </w:rPr>
         <w:t>Naiapp</w:t>
       </w:r>
-      <w:proofErr w:type="spellEnd"/>
     </w:p>
     <w:p>
       <w:pPr>
@@ -4795,7 +4793,7 @@
           <w:szCs w:val="24"/>
           <w:lang w:val="es-CO"/>
         </w:rPr>
-        <w:t> RF</w:t>
+        <w:t>RF</w:t>
       </w:r>
       <w:r>
         <w:rPr>
@@ -4837,7 +4835,7 @@
           <w:szCs w:val="24"/>
           <w:lang w:val="es-CO"/>
         </w:rPr>
-        <w:t> RNF</w:t>
+        <w:t>RNF</w:t>
       </w:r>
       <w:r>
         <w:rPr>
@@ -4878,7 +4876,7 @@
           <w:szCs w:val="24"/>
           <w:lang w:val="es-CO"/>
         </w:rPr>
-        <w:t> UI: Interfaz de Usuario</w:t>
+        <w:t>UI: Interfaz de Usuario</w:t>
       </w:r>
     </w:p>
     <w:p>
@@ -4899,16 +4897,6 @@
           <w:szCs w:val="24"/>
         </w:rPr>
       </w:pPr>
-      <w:r>
-        <w:rPr>
-          <w:i/>
-          <w:iCs/>
-          <w:color w:val="000000" w:themeColor="text1"/>
-          <w:sz w:val="24"/>
-          <w:szCs w:val="24"/>
-        </w:rPr>
-        <w:t>.</w:t>
-      </w:r>
     </w:p>
     <w:p>
       <w:pPr>
@@ -5013,30 +5001,8 @@
           <w:sz w:val="24"/>
           <w:szCs w:val="24"/>
         </w:rPr>
-        <w:t xml:space="preserve">En él se describen las características del sistema NaiApp, sus funcionalidades principales y los requisitos necesarios para su correcto </w:t>
+        <w:t>En él se describen las características del sistema NaiApp, sus funcionalidades principales y los requisitos necesarios para su correcto funcionamiento.</w:t>
       </w:r>
-      <w:proofErr w:type="gramStart"/>
-      <w:r>
-        <w:rPr>
-          <w:i/>
-          <w:iCs/>
-          <w:color w:val="000000" w:themeColor="text1"/>
-          <w:sz w:val="24"/>
-          <w:szCs w:val="24"/>
-        </w:rPr>
-        <w:t>funcionamiento.</w:t>
-      </w:r>
-      <w:r>
-        <w:rPr>
-          <w:i/>
-          <w:iCs/>
-          <w:color w:val="000000" w:themeColor="text1"/>
-          <w:sz w:val="24"/>
-          <w:szCs w:val="24"/>
-        </w:rPr>
-        <w:t>.</w:t>
-      </w:r>
-      <w:proofErr w:type="gramEnd"/>
     </w:p>
     <w:p>
       <w:pPr>
@@ -5259,31 +5225,7 @@
           <w:lang w:val="es-CO"/>
         </w:rPr>
         <w:lastRenderedPageBreak/>
-        <w:t xml:space="preserve">El sistema </w:t>
-      </w:r>
-      <w:proofErr w:type="spellStart"/>
-      <w:r>
-        <w:rPr>
-          <w:i/>
-          <w:iCs/>
-          <w:color w:val="000000" w:themeColor="text1"/>
-          <w:sz w:val="24"/>
-          <w:szCs w:val="24"/>
-          <w:lang w:val="es-CO"/>
-        </w:rPr>
-        <w:t>NaiApp</w:t>
-      </w:r>
-      <w:proofErr w:type="spellEnd"/>
-      <w:r>
-        <w:rPr>
-          <w:i/>
-          <w:iCs/>
-          <w:color w:val="000000" w:themeColor="text1"/>
-          <w:sz w:val="24"/>
-          <w:szCs w:val="24"/>
-          <w:lang w:val="es-CO"/>
-        </w:rPr>
-        <w:t xml:space="preserve"> permite gestionar el agendamiento de citas, registro de usuarios, administración de servicios, control de pagos y generación de reportes. Además, incorpora un sistema de calificaciones que permite evaluar la calidad del servicio prestado.</w:t>
+        <w:t>El sistema NaiApp permite gestionar el agendamiento de citas, registro de usuarios, administración de servicios, control de pagos y generación de reportes. Además, incorpora un sistema de calificaciones que permite evaluar la calidad del servicio prestado.</w:t>
       </w:r>
     </w:p>
     <w:p>
@@ -5491,31 +5433,7 @@
           <w:szCs w:val="24"/>
           <w:lang w:val="es-CO"/>
         </w:rPr>
-        <w:t xml:space="preserve">Sistema limitado a entorno web (no </w:t>
-      </w:r>
-      <w:proofErr w:type="gramStart"/>
-      <w:r>
-        <w:rPr>
-          <w:i/>
-          <w:iCs/>
-          <w:color w:val="000000" w:themeColor="text1"/>
-          <w:sz w:val="24"/>
-          <w:szCs w:val="24"/>
-          <w:lang w:val="es-CO"/>
-        </w:rPr>
-        <w:t>app</w:t>
-      </w:r>
-      <w:proofErr w:type="gramEnd"/>
-      <w:r>
-        <w:rPr>
-          <w:i/>
-          <w:iCs/>
-          <w:color w:val="000000" w:themeColor="text1"/>
-          <w:sz w:val="24"/>
-          <w:szCs w:val="24"/>
-          <w:lang w:val="es-CO"/>
-        </w:rPr>
-        <w:t xml:space="preserve"> móvil nativa))</w:t>
+        <w:t>Sistema limitado a entorno web (no app móvil nativa))</w:t>
       </w:r>
       <w:r>
         <w:rPr>
@@ -6124,29 +6042,7 @@
           <w:sz w:val="24"/>
           <w:szCs w:val="24"/>
         </w:rPr>
-        <w:t xml:space="preserve">Compatible con computadores, </w:t>
-      </w:r>
-      <w:proofErr w:type="spellStart"/>
-      <w:r>
-        <w:rPr>
-          <w:i/>
-          <w:iCs/>
-          <w:color w:val="000000" w:themeColor="text1"/>
-          <w:sz w:val="24"/>
-          <w:szCs w:val="24"/>
-        </w:rPr>
-        <w:t>tablets</w:t>
-      </w:r>
-      <w:proofErr w:type="spellEnd"/>
-      <w:r>
-        <w:rPr>
-          <w:i/>
-          <w:iCs/>
-          <w:color w:val="000000" w:themeColor="text1"/>
-          <w:sz w:val="24"/>
-          <w:szCs w:val="24"/>
-        </w:rPr>
-        <w:t xml:space="preserve"> y celulares.</w:t>
+        <w:t>Compatible con computadores, tablets y celulares.</w:t>
       </w:r>
     </w:p>
     <w:p>
@@ -6252,7 +6148,6 @@
           <w:szCs w:val="24"/>
         </w:rPr>
       </w:pPr>
-      <w:proofErr w:type="spellStart"/>
       <w:r>
         <w:rPr>
           <w:i/>
@@ -6261,18 +6156,7 @@
           <w:sz w:val="24"/>
           <w:szCs w:val="24"/>
         </w:rPr>
-        <w:t>Backend</w:t>
-      </w:r>
-      <w:proofErr w:type="spellEnd"/>
-      <w:r>
-        <w:rPr>
-          <w:i/>
-          <w:iCs/>
-          <w:color w:val="000000" w:themeColor="text1"/>
-          <w:sz w:val="24"/>
-          <w:szCs w:val="24"/>
-        </w:rPr>
-        <w:t xml:space="preserve"> (Node.js o equivalente)</w:t>
+        <w:t>Backend (Node.js o equivalente)</w:t>
       </w:r>
     </w:p>
     <w:p>
@@ -9715,21 +9599,7 @@
               <w:rPr>
                 <w:color w:val="000000" w:themeColor="text1"/>
               </w:rPr>
-              <w:t xml:space="preserve">El sistema permite modificar la información de un pago registrado para corregir errores (ej. si se marcó </w:t>
-            </w:r>
-            <w:proofErr w:type="gramStart"/>
-            <w:r>
-              <w:rPr>
-                <w:color w:val="000000" w:themeColor="text1"/>
-              </w:rPr>
-              <w:t>efectivo</w:t>
-            </w:r>
-            <w:proofErr w:type="gramEnd"/>
-            <w:r>
-              <w:rPr>
-                <w:color w:val="000000" w:themeColor="text1"/>
-              </w:rPr>
-              <w:t xml:space="preserve"> pero fue transferencia) antes del cierre de caja.</w:t>
+              <w:t>El sistema permite modificar la información de un pago registrado para corregir errores (ej. si se marcó efectivo pero fue transferencia) antes del cierre de caja.</w:t>
             </w:r>
           </w:p>
         </w:tc>
@@ -14220,21 +14090,7 @@
               <w:rPr>
                 <w:color w:val="000000" w:themeColor="text1"/>
               </w:rPr>
-              <w:t xml:space="preserve">El sistema permitirá actualizar la información del perfil del usuario (teléfono, contraseña, </w:t>
-            </w:r>
-            <w:proofErr w:type="spellStart"/>
-            <w:r>
-              <w:rPr>
-                <w:color w:val="000000" w:themeColor="text1"/>
-              </w:rPr>
-              <w:t>etc</w:t>
-            </w:r>
-            <w:proofErr w:type="spellEnd"/>
-            <w:r>
-              <w:rPr>
-                <w:color w:val="000000" w:themeColor="text1"/>
-              </w:rPr>
-              <w:t>).</w:t>
+              <w:t>El sistema permitirá actualizar la información del perfil del usuario (teléfono, contraseña, etc).</w:t>
             </w:r>
           </w:p>
         </w:tc>
@@ -16682,42 +16538,8 @@
           <w:sz w:val="24"/>
           <w:szCs w:val="24"/>
         </w:rPr>
-        <w:t xml:space="preserve">Validación de datos tanto en </w:t>
+        <w:t>Validación de datos tanto en frontend como en backend</w:t>
       </w:r>
-      <w:proofErr w:type="spellStart"/>
-      <w:r>
-        <w:rPr>
-          <w:i/>
-          <w:iCs/>
-          <w:color w:val="000000" w:themeColor="text1"/>
-          <w:sz w:val="24"/>
-          <w:szCs w:val="24"/>
-        </w:rPr>
-        <w:t>frontend</w:t>
-      </w:r>
-      <w:proofErr w:type="spellEnd"/>
-      <w:r>
-        <w:rPr>
-          <w:i/>
-          <w:iCs/>
-          <w:color w:val="000000" w:themeColor="text1"/>
-          <w:sz w:val="24"/>
-          <w:szCs w:val="24"/>
-        </w:rPr>
-        <w:t xml:space="preserve"> como en </w:t>
-      </w:r>
-      <w:proofErr w:type="spellStart"/>
-      <w:r>
-        <w:rPr>
-          <w:i/>
-          <w:iCs/>
-          <w:color w:val="000000" w:themeColor="text1"/>
-          <w:sz w:val="24"/>
-          <w:szCs w:val="24"/>
-        </w:rPr>
-        <w:t>backend</w:t>
-      </w:r>
-      <w:proofErr w:type="spellEnd"/>
     </w:p>
     <w:p>
       <w:pPr>
@@ -17812,18 +17634,8 @@
               <w:bCs/>
               <w:color w:val="241A61"/>
             </w:rPr>
-            <w:t xml:space="preserve">Especificación de Requisitos de Software – </w:t>
+            <w:t>Especificación de Requisitos de Software – NaiApp</w:t>
           </w:r>
-          <w:proofErr w:type="spellStart"/>
-          <w:r>
-            <w:rPr>
-              <w:b/>
-              <w:bCs/>
-              <w:color w:val="241A61"/>
-            </w:rPr>
-            <w:t>NaiApp</w:t>
-          </w:r>
-          <w:proofErr w:type="spellEnd"/>
         </w:p>
       </w:tc>
       <w:tc>
@@ -22526,28 +22338,28 @@
 </file>
 
 <file path=customXml/item1.xml><?xml version="1.0" encoding="utf-8"?>
+<b:Sources xmlns:b="http://schemas.openxmlformats.org/officeDocument/2006/bibliography" xmlns="http://schemas.openxmlformats.org/officeDocument/2006/bibliography" SelectedStyle="\APASixthEditionOfficeOnline.xsl" StyleName="APA" Version="6"/>
+</file>
+
+<file path=customXml/item2.xml><?xml version="1.0" encoding="utf-8"?>
 <go:gDocsCustomXmlDataStorage xmlns:go="http://customooxmlschemas.google.com/" xmlns:r="http://schemas.openxmlformats.org/officeDocument/2006/relationships" uri="GoogleDocsCustomDataVersion2">
   <go:docsCustomData xmlns:go="http://customooxmlschemas.google.com/" roundtripDataSignature="AMtx7mhyE3aAgRROpd/yQzE29vGMCSHf/w==">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</go:docsCustomData>
 </go:gDocsCustomXmlDataStorage>
 </file>
 
-<file path=customXml/item2.xml><?xml version="1.0" encoding="utf-8"?>
-<b:Sources xmlns:b="http://schemas.openxmlformats.org/officeDocument/2006/bibliography" xmlns="http://schemas.openxmlformats.org/officeDocument/2006/bibliography" SelectedStyle="\APASixthEditionOfficeOnline.xsl" StyleName="APA" Version="6"/>
+<file path=customXml/itemProps1.xml><?xml version="1.0" encoding="utf-8"?>
+<ds:datastoreItem xmlns:ds="http://schemas.openxmlformats.org/officeDocument/2006/customXml" ds:itemID="{BDA58B9A-AE72-4634-A299-C22189427463}">
+  <ds:schemaRefs>
+    <ds:schemaRef ds:uri="http://schemas.openxmlformats.org/officeDocument/2006/bibliography"/>
+  </ds:schemaRefs>
+</ds:datastoreItem>
 </file>
 
-<file path=customXml/itemProps1.xml><?xml version="1.0" encoding="utf-8"?>
+<file path=customXml/itemProps2.xml><?xml version="1.0" encoding="utf-8"?>
 <ds:datastoreItem xmlns:ds="http://schemas.openxmlformats.org/officeDocument/2006/customXml" ds:itemID="{11111111-1234-1234-1234-123412341234}">
   <ds:schemaRefs>
     <ds:schemaRef ds:uri="http://customooxmlschemas.google.com/"/>
     <ds:schemaRef ds:uri="http://schemas.openxmlformats.org/officeDocument/2006/relationships"/>
   </ds:schemaRefs>
 </ds:datastoreItem>
-</file>
-
-<file path=customXml/itemProps2.xml><?xml version="1.0" encoding="utf-8"?>
-<ds:datastoreItem xmlns:ds="http://schemas.openxmlformats.org/officeDocument/2006/customXml" ds:itemID="{BDA58B9A-AE72-4634-A299-C22189427463}">
-  <ds:schemaRefs>
-    <ds:schemaRef ds:uri="http://schemas.openxmlformats.org/officeDocument/2006/bibliography"/>
-  </ds:schemaRefs>
-</ds:datastoreItem>
 </file>